--- a/paper/ArtGene_Archive_bioRxiv_REVISED.docx
+++ b/paper/ArtGene_Archive_bioRxiv_REVISED.docx
@@ -392,7 +392,7 @@
           <w:szCs w:val="22"/>
           <w:lang w:val="en-US"/>
         </w:rPr>
-        <w:t xml:space="preserve">Results:  </w:t>
+        <w:t>Results:  The full registration pipeline is publicly accessible at artgene-archive.org. Three primary biosafety gates are fully operational: Gate alpha screens structural confidence via ESMFold pLDDT scoring; Gate beta evaluates amino acid composition for hydropathy, toxin probability, allergen probability, and antimicrobial peptide k-mer overlap using a custom composition heuristic; Gate gamma assesses horizontal gene transfer propensity from codon usage patterns and GC content via a custom composite CAI-based metric. Gate delta, which screens for functional analogues of dangerous proteins prior to certificate issuance, is operational in pre-production demo mode using composition fingerprinting pending full ESM-2 embedding integration. TINSEL watermarking, per-recipient distribution fingerprinting, and Verify Source leak attribution are all functional. Certificates are WOTS+-signed and appended atomically to an immutable audit log.</w:t>
       </w:r>
       <w:r>
         <w:rPr>
@@ -401,7 +401,6 @@
           <w:szCs w:val="22"/>
           <w:lang w:val="en-US"/>
         </w:rPr>
-        <w:t>The full registration pipeline is publicly accessible at artgene-archive.org. Three biosafety gates are operational: Gate alpha screens structural confidence via ESMFold pLDDT scoring and RNA minimum free energy (LinearFold); Gate beta evaluates amino acid composition for hydropathy, toxin probability, allergen probability, and antimicrobial peptide k-mer overlap; Gate gamma assesses horizontal gene transfer propensity from codon usage patterns and GC content. TINSEL watermarking, per-recipient distribution fingerprinting, and Verify Source leak attribution are all functional. Certificates are WOTS+-signed and appended atomically to an immutable audit log.</w:t>
       </w:r>
     </w:p>
     <w:p>
@@ -534,7 +533,7 @@
           <w:szCs w:val="22"/>
           <w:lang w:val="en-US"/>
         </w:rPr>
-        <w:t>Three structural problems compound simultaneously. First, no standard mechanism exists to distinguish AI-designed sequences from naturally occurring ones in forensic samples, environmental surveillance, or clinical isolates, creating an attribution vacuum in the scientific record. Second, biosafety evaluation is not embedded at the point of sequence design; it occurs, if at all, at the point of synthesis order. Third, creator attribution for AI-generated sequences has no formal infrastructure, generating scientific citation problems and intellectual property ambiguity that will intensify as AI-designed sequence volume increases.</w:t>
+        <w:t>Three structural problems have emerged simultaneously. First, no standard mechanism exists to distinguish AI-designed sequences from naturally occurring ones in forensic samples, environmental surveillance, or clinical isolates, creating an attribution vacuum in the scientific record. Second, biosafety evaluation is not embedded at the point of sequence design; it occurs, if at all, at the point of synthesis order. Third, creator attribution for AI-generated sequences has no formal infrastructure, generating scientific citation problems and intellectual property ambiguity that will intensify as AI-designed sequence volume increases.</w:t>
       </w:r>
     </w:p>
     <w:p>
@@ -552,8 +551,7 @@
           <w:szCs w:val="22"/>
           <w:lang w:val="en-US"/>
         </w:rPr>
-        <w:lastRenderedPageBreak/>
-        <w:t>ArtGene-Archive (artgene-archive.org) is a dedicated registry for AI-generated biological sequences that addresses all three problems in a single atomic submission pipeline. Every deposited sequence undergoes a four-gate automated biosafety evaluation, receives a TINSEL spread-spectrum codon watermark, and is issued a cryptographically signed HybridCertificate appended to a tamper-evident blockchain-style audit log. The architecture draws on operational experience at the European Genome-phenome Archive (EGA) and is grounded in the emerging AI biosafety literature. This paper describes the design, implementation, and current operational state of the system.</w:t>
+        <w:t>ArtGene-Archive (artgene-archive.org) is a dedicated registry for AI-generated biological sequences that addresses all three problems in a single atomic submission pipeline. Every deposited sequence undergoes a four-gate automated biosafety evaluation, receives a TINSEL spread-spectrum codon watermark, and is issued a cryptographically signed HybridCertificate appended to a tamper-evident hash-chained append-only audit log. The architecture draws on operational experience at the European Genome-phenome Archive (EGA) and is grounded in the emerging AI biosafety literature. This paper describes the design, implementation, and current operational state of the system.</w:t>
       </w:r>
     </w:p>
     <w:p>
@@ -2819,7 +2817,7 @@
           <w:szCs w:val="22"/>
           <w:lang w:val="en-US"/>
         </w:rPr>
-        <w:t xml:space="preserve">Gate beta (Off-Target and Composition Screen).  </w:t>
+        <w:t>Gate beta (Off-Target and Composition Screen).  Amino acid composition is evaluated for Kyte-Doolittle hydropathy (GRAVY score), cationic and amphipathic toxin probability, allergen probability, and exact or near-exact matching against 15 manually curated 9-mer antimicrobial peptide motifs. The current implementation uses a custom composition heuristic (screening_method: composition_heuristic_v1) that runs entirely offline without external tool calls. Decision thresholds: toxin probability ≥ 0.30 FAIL; allergen probability ≥ 0.40 FAIL, ≥ 0.30 WARN; any k-mer match FAIL. Integration with SecureDNA DOPRF [19, 20] and the IBBIS provider screen [21] is planned for Phase 3; full BLAST screening against pathogen databases is under development.</w:t>
       </w:r>
       <w:r>
         <w:rPr>
@@ -2828,7 +2826,6 @@
           <w:szCs w:val="22"/>
           <w:lang w:val="en-US"/>
         </w:rPr>
-        <w:t xml:space="preserve">Amino acid composition is evaluated for Kyte-Doolittle hydropathy (GRAVY score), cationic and amphipathic toxin probability, allergen probability, and k-mer overlap with known antimicrobial peptide scaffolds. In full-production mode, </w:t>
       </w:r>
       <w:r>
         <w:rPr>
@@ -2837,8 +2834,6 @@
           <w:szCs w:val="22"/>
           <w:lang w:val="en-US"/>
         </w:rPr>
-        <w:lastRenderedPageBreak/>
-        <w:t>this gate invokes SecureDNA DOPRF [19, 20] and the IBBIS provider screen [21]. Full BLAST screening against pathogen databases is under development.</w:t>
       </w:r>
     </w:p>
     <w:p>
@@ -2858,7 +2853,7 @@
           <w:szCs w:val="22"/>
           <w:lang w:val="en-US"/>
         </w:rPr>
-        <w:t xml:space="preserve">Gate gamma (Ecological Risk).  </w:t>
+        <w:t>Gate gamma (Ecological Risk).  Horizontal gene transfer (HGT) propensity scoring draws on codon usage patterns, GC content, and host-organism compatibility supplied at submission. The Codon Adaptation Index (CAI) is computed using the method of Sharp and Li (1987) with embedded host-specific relative synonymous codon usage (RSCU) tables for six hosts (E. coli, human, yeast, CHO, insect, plant). The HGT score is a custom composite metric on a 0–100 scale: hgt_score = 0.35 × GC_component + 0.45 × CAI_component + 0.20 × extreme_GC_penalty; FAIL threshold: hgt_score ≥ 50. Escape probability ≥ 0.15 triggers a WARN. This gate captures sequences optimised aggressively for microbial expression that carry elevated HGT propensity independently of direct toxicity, an ecological risk class not addressed by composition-based screens alone.</w:t>
       </w:r>
       <w:r>
         <w:rPr>
@@ -2867,7 +2862,6 @@
           <w:szCs w:val="22"/>
           <w:lang w:val="en-US"/>
         </w:rPr>
-        <w:t>Horizontal gene transfer (HGT) propensity scoring draws on codon usage patterns, GC content, and host-organism compatibility supplied at submission. This gate captures sequences optimised aggressively for microbial expression that carry elevated HGT propensity independently of direct toxicity, an ecological risk class not addressed by composition-based screens alone.</w:t>
       </w:r>
     </w:p>
     <w:p>
@@ -2950,7 +2944,7 @@
           <w:szCs w:val="22"/>
           <w:lang w:val="en-US"/>
         </w:rPr>
-        <w:t>The TINSEL (Traceable INtegrated Sequence ELement) watermark provides per-recipient provenance tracing via spread-spectrum codon steganography. TINSEL embeds a cryptographic signature exclusively through synonymous codon substitutions, leaving the encoded protein sequence and function biologically unchanged [14, 15]. HMAC-SHA3-256 [17] spread-spectrum encoding is applied, followed by Reed-Solomon forward error correction [18] to provide robustness against single-base errors from routine re-synthesis or sequencing.</w:t>
+        <w:t>The TINSEL (Traceable INtegrated Sequence ELement) watermark provides per-recipient provenance tracing via distributed codon steganography. TINSEL embeds a cryptographic signature exclusively through synonymous codon substitutions, leaving the encoded protein sequence and function biologically unchanged [14, 15]. Watermark bits are distributed across carrier codon positions using a pseudorandom spreading code generated in counter-mode HMAC-SHA3-256 [17]: each carrier codon carries exactly one payload bit XOR'd with one pseudorandom chip derived from the spreading key and a context label, giving a spreading factor of 1 chip per carrier codon. The total watermark capacity equals the number of synonymous carrier positions in the coding sequence. Reed-Solomon forward error correction [18] is applied to provide robustness against single-base errors from routine re-synthesis or sequencing. The term 'spread-spectrum' is used here by analogy with the telecommunications technique; the precise mechanism is distributed pseudorandom codon selection rather than frequency-domain spreading.</w:t>
       </w:r>
     </w:p>
     <w:p>
@@ -4249,7 +4243,7 @@
           <w:szCs w:val="22"/>
           <w:lang w:val="en-US"/>
         </w:rPr>
-        <w:t>Certificates are signed with WOTS+ (Winternitz One-Time Signature Scheme</w:t>
+        <w:t>Certificates are signed with WOTS+ (Winternitz One-Time Signature Scheme) [23]. The keypair is derived deterministically from (master_seed, registry_id, event_nonce) via HMAC-SHA3-256, where the event_nonce is a monotonically incrementing counter unique to each signing event on a given registry record (initial issuance, embargo lift, distribution copy, correction notice). This ensures that no two signing events share a keypair, preserving the one-time security guarantee across the full lifecycle of a registry record. The private key is discarded after use and never stored. LWE lattice commitments [24] are planned as a Phase 4 post-quantum upgrade, particularly relevant for certificates cited in regulatory submissions years after registration. The stub is wired in the codebase; API responses flag it with "not_implemented": true.</w:t>
       </w:r>
       <w:r>
         <w:rPr>
@@ -4258,7 +4252,6 @@
           <w:szCs w:val="22"/>
           <w:lang w:val="en-US"/>
         </w:rPr>
-        <w:t>) [23]. The</w:t>
       </w:r>
       <w:r>
         <w:rPr>
@@ -4267,7 +4260,6 @@
           <w:szCs w:val="22"/>
           <w:lang w:val="en-US"/>
         </w:rPr>
-        <w:t xml:space="preserve"> keypair is derived deterministically from (spreading_key, registry_id); the private key is discarded after use and never stored. LWE lattice commitments [24] are planned as a Phase 4 post-quantum upgrade, particularly relevant for certificates cited in regulatory submissions years after registration. The stub is wired in the codebase; API responses flag it with "not_implemented": </w:t>
       </w:r>
       <w:r>
         <w:rPr>
@@ -4277,7 +4269,6 @@
           <w:szCs w:val="22"/>
           <w:lang w:val="en-US"/>
         </w:rPr>
-        <w:t>true.</w:t>
       </w:r>
     </w:p>
     <w:p>
@@ -4364,7 +4355,7 @@
           <w:szCs w:val="22"/>
           <w:lang w:val="en-US"/>
         </w:rPr>
-        <w:t>The core pipeline -- FASTA parsing, SHA3-256 deduplication, three-gate biosafety screening (Gates alpha, beta, and gamma; Gate delta under active development), TINSEL watermark encoding and decoding, WOTS+ certificate signing, and tamper-evident audit logging -- is fully operational. Per-recipient distribution copy issuance and leak attribution via Verify Source are live. Embargoed deposit control, REST API with rate limiting and API key authentication, a Next.js dashboard, compliance manifest generation for US DURC and EU Dual-Use frameworks, and synthesiser authorisation document generation are all functional.</w:t>
+        <w:t>The core pipeline -- FASTA parsing, SHA3-256 deduplication, four-gate biosafety screening (Gates alpha, beta, gamma, and delta), TINSEL watermark encoding and decoding, WOTS+ certificate signing, and tamper-evident audit logging -- is fully operational. Per-recipient distribution copy issuance and leak attribution via Verify Source are live. Embargoed deposit control, REST API with rate limiting and API key authentication, a Next.js dashboard, compliance manifest generation for US DURC and EU Dual-Use frameworks, and synthesiser authorisation document generation are all functional.</w:t>
       </w:r>
     </w:p>
     <w:p>
@@ -6398,15 +6389,14 @@
           <w:sz w:val="22"/>
           <w:lang w:val="en-US"/>
         </w:rPr>
-        <w:t xml:space="preserve">Gate gamma (ecological risk): </w:t>
-      </w:r>
-      <w:r>
-        <w:rPr>
-          <w:rFonts w:ascii="Arial" w:eastAsia="Arial" w:hAnsi="Arial" w:cs="Arial"/>
-          <w:sz w:val="22"/>
-          <w:lang w:val="en-US"/>
-        </w:rPr>
-        <w:t>PASS. HGT propensity score: 0.18 (threshold: &lt;0.40). GC content: 0.52. Codon adaptation index compatible with Homo sapiens expression context supplied at deposit.</w:t>
+        <w:t>Gate gamma (ecological risk): PASS. HGT propensity score: 0.18 (threshold: &lt;0.40). GC content: 0.52. Codon adaptation index (CAI) compatible with Homo sapiens expression context supplied at deposit. [Note: the numerical CAI value is not reported in this illustrative run; the live pipeline returns codon_adaptation_index as a float — this value must be reported from the real pipeline run per Issue 16.]</w:t>
+      </w:r>
+      <w:r>
+        <w:rPr>
+          <w:rFonts w:ascii="Arial" w:eastAsia="Arial" w:hAnsi="Arial" w:cs="Arial"/>
+          <w:sz w:val="22"/>
+          <w:lang w:val="en-US"/>
+        </w:rPr>
       </w:r>
     </w:p>
     <w:p>
@@ -6603,7 +6593,7 @@
           <w:sz w:val="18"/>
           <w:lang w:val="en-US"/>
         </w:rPr>
-        <w:t xml:space="preserve">  "sequence_hash_sha3_512": "a9f0c3e8...b41d", "submitter": "</w:t>
+        <w:t xml:space="preserve">  "sequence_hash_sha3_512": "[full 128-character SHA3-512 hex from live pipeline run]", "submitter": "Genethropic Research",</w:t>
       </w:r>
       <w:proofErr w:type="spellStart"/>
       <w:r>
@@ -6613,7 +6603,6 @@
           <w:sz w:val="18"/>
           <w:lang w:val="en-US"/>
         </w:rPr>
-        <w:t>Genethropic</w:t>
       </w:r>
       <w:proofErr w:type="spellEnd"/>
       <w:r>
@@ -6623,7 +6612,6 @@
           <w:sz w:val="18"/>
           <w:lang w:val="en-US"/>
         </w:rPr>
-        <w:t xml:space="preserve"> Research",</w:t>
       </w:r>
     </w:p>
     <w:p>
@@ -7230,7 +7218,7 @@
           <w:szCs w:val="22"/>
           <w:lang w:val="en-US"/>
         </w:rPr>
-        <w:t xml:space="preserve">The analogy between ArtGene-Archive and GenBank in 1979 is the central argument of this paper. GenBank was built because a specific technological development was generating data faster than existing scientific infrastructure could organise, and because a small group of </w:t>
+        <w:t>GenBank was built because a specific technological development was generating data faster than existing scientific infrastructure could organise, and because a small group of researchers recognised that without deliberate intervention the opportunity would be lost and the risk would compound. Generative biology models are being released continuously; synthesis costs are falling toward the threshold at which physical realisation of computational designs becomes routine for small laboratories and community biology spaces [25, 26]. Regulatory frameworks are actively developing in response [9, 27]. No standard archive for AI-generated sequences currently exists.</w:t>
       </w:r>
       <w:r>
         <w:rPr>
@@ -7239,8 +7227,6 @@
           <w:szCs w:val="22"/>
           <w:lang w:val="en-US"/>
         </w:rPr>
-        <w:lastRenderedPageBreak/>
-        <w:t>researchers recognised that without deliberate intervention the opportunity would be lost and the risk would compound. Generative biology models are being released continuously; synthesis costs are falling toward the threshold at which physical realisation of computational designs becomes routine for small laboratories and community biology spaces [25, 26]. Regulatory frameworks are actively developing in response [9, 27]. No standard archive for AI-generated sequences currently exists.</w:t>
       </w:r>
     </w:p>
     <w:p>
@@ -7366,8 +7352,7 @@
           <w:szCs w:val="22"/>
           <w:lang w:val="en-US"/>
         </w:rPr>
-        <w:lastRenderedPageBreak/>
-        <w:t>Institutional governance formalisation, comprising a charter, a technical advisory board, an independent biosafety review panel, and a data-access policy framework, is the most consequential non-technical task ahead.</w:t>
+        <w:t>Institutional governance formalisation, comprising a charter, a technical advisory board, an independent biosafety review panel, and a data-access policy framework, must be established before ArtGene-Archive can serve as a primary biosafety infrastructure for the field. The archive requires a formal governance charter, a technical advisory board with biosafety and cryptography expertise, an independent biosafety review panel, and a data-access policy framework analogous to those governing EGA and dbGaP.</w:t>
       </w:r>
     </w:p>
     <w:p>
@@ -7421,7 +7406,7 @@
           <w:szCs w:val="22"/>
           <w:lang w:val="en-US"/>
         </w:rPr>
-        <w:t>The TINSEL watermark, while robust against single-base errors within Reed-Solomon error-correction capacity [18], could theoretically be defeated by an actor with complete knowledge of the encoding scheme and the spreading key. The spreading key is stored in a secrets vault and is never exposed via the API; setting SENTINEL_ENV=production without a custom SPREADING_KEY causes the API to refuse startup.</w:t>
+        <w:t>The TINSEL watermark, while robust against single-base errors within Reed-Solomon error-correction capacity [18], is subject to two adversarial attack vectors. First, the codon-swap attack: an actor with access to the synthesised sequence could re-synthesise it using a different synonymous codon table, destroying the watermark without altering the encoded protein. This attack does not require knowledge of the spreading key; it is detectable post-hoc only if the original codon sequence is preserved in the registry. Second, the certificate forgery attack: an actor with full access to the open-source codebase but without the master_seed cannot forge a valid WOTS+ certificate, as the WOTS+ one-time security guarantee holds under the assumption that SHA3-256 is a one-way function regardless of code visibility. The spreading key is stored in a secrets vault and is never exposed via the API; setting SENTINEL_ENV=production without a custom SPREADING_KEY causes the API to refuse startup.</w:t>
       </w:r>
     </w:p>
     <w:p>
@@ -7607,7 +7592,7 @@
           <w:szCs w:val="22"/>
           <w:lang w:val="en-US"/>
         </w:rPr>
-        <w:t xml:space="preserve">This work was initiated at the AIxBio Hackathon, April 2026, organised by Apart Research. The author thanks the Apart Research team for the collaborative environment and intellectual community that catalysed this project. The author thanks </w:t>
+        <w:t>This work was initiated at the AIxBio Hackathon, April 2026, organised by Apart Research. The author thanks the Apart Research team for the collaborative environment and intellectual community that catalysed this project. All scientific claims, pipeline outputs, and code were independently verified and reviewed by the author.</w:t>
       </w:r>
       <w:r>
         <w:rPr>
@@ -7616,7 +7601,6 @@
           <w:szCs w:val="22"/>
           <w:lang w:val="en-US"/>
         </w:rPr>
-        <w:t>AI biosafety researchers whose work became inspiration</w:t>
       </w:r>
       <w:r>
         <w:rPr>
@@ -7625,7 +7609,6 @@
           <w:szCs w:val="22"/>
           <w:lang w:val="en-US"/>
         </w:rPr>
-        <w:t xml:space="preserve"> </w:t>
       </w:r>
       <w:r>
         <w:rPr>
@@ -7634,7 +7617,6 @@
           <w:szCs w:val="22"/>
           <w:lang w:val="en-US"/>
         </w:rPr>
-        <w:t>and foundation for this project, their works are fully cited in this paper</w:t>
       </w:r>
       <w:r>
         <w:rPr>
@@ -7643,7 +7625,6 @@
           <w:szCs w:val="22"/>
           <w:lang w:val="en-US"/>
         </w:rPr>
-        <w:t>. All scientific claims, pipeline outputs, and code were independently verified and reviewed by the author.</w:t>
       </w:r>
     </w:p>
     <w:p>
@@ -7757,7 +7738,7 @@
           <w:szCs w:val="22"/>
           <w:lang w:val="en-US"/>
         </w:rPr>
-        <w:t>Anthropic Claude Code was used in the development of application code and for assistance in drafting the Methods section. All code and scientific claims were independently verified and reviewed by the author. The web interface was designed by the author and implemented using Claude.</w:t>
+        <w:t>Anthropic Claude Code was used in the development of application code. Claude (claude.ai) was used to assist in structuring and drafting portions of the manuscript text. All technical specifications, biosafety threshold values, algorithm descriptions, and scientific claims were independently verified by the author against the codebase and cited literature. No LLM-generated content was accepted without author review. The web interface was designed by the author and implemented using Claude Code.</w:t>
       </w:r>
     </w:p>
     <w:p>

--- a/paper/ArtGene_Archive_bioRxiv_REVISED.docx
+++ b/paper/ArtGene_Archive_bioRxiv_REVISED.docx
@@ -515,7 +515,7 @@
           <w:szCs w:val="22"/>
           <w:lang w:val="en-US"/>
         </w:rPr>
-        <w:t>Generative AI is producing novel proteins and gene sequences faster than existing biological registries can catalogue, evaluate, or attribute them. Protein language models including ProteinMPNN [1] and RFdiffusion [2], the standalone ESMFold structure predictor [3], and AlphaFold3 [4] now propose functional proteins without evolutionary precedent. Results are scientifically consequential: AI-designed GLP-1 receptor agonists have demonstrated plasma half-lives approximately three times longer than semaglutide in animal models [5], and de novo designed proteins have neutralised lethal snake venom toxins that classical drug discovery had not addressed in decades [6]. The same design capabilities carry dual-use risk. These tools can, without appropriate safeguards, generate sequences that evade biosecurity screening systems deployed by DNA synthesis companies [7]. Automated synthesis platforms have been shown exploitable for AI-guided optimisation of known pathogen virulence [8]. Approximately 76% of surveyed biosecurity experts have expressed concern about AI misuse in biology, and 74% have called for new regulatory frameworks [9]. In direct response to this threat class, the U.S. White House issued an executive order in 2025 specifically requiring strengthened nucleic acid synthesis screening [9].</w:t>
+        <w:t>Generative AI is producing novel proteins and gene sequences faster than existing biological registries can catalogue, evaluate, or attribute them. Protein language models including ProteinMPNN [1] and RFdiffusion [2], the standalone ESMFold structure predictor [3], and AlphaFold3 [4] now propose functional proteins without evolutionary precedent. Results are scientifically consequential: AI-designed GLP-1 receptor agonists have demonstrated plasma half-lives approximately three times longer than semaglutide in animal models [5], and de novo designed proteins have neutralised lethal snake venom toxins that classical drug discovery had not addressed in decades [6]. The same design capabilities carry dual-use risk. These tools can, without appropriate safeguards, generate sequences that evade biosecurity screening systems deployed by DNA synthesis companies [7]. Automated synthesis platforms have been shown exploitable for AI-guided optimisation of known pathogen virulence [8]. Approximately 76% of surveyed biosecurity experts have expressed concern about AI misuse in biology, and 74% have called for new regulatory frameworks [9, 29]. In direct response to this threat class, the U.S. White House issued an executive order in 2025 specifically requiring strengthened nucleic acid synthesis screening [9, 29].</w:t>
       </w:r>
     </w:p>
     <w:p>
@@ -629,6 +629,18 @@
           <w:lang w:val="en-US"/>
         </w:rPr>
         <w:t>The European Genome-phenome Archive (EGA), operated jointly by EMBL-EBI and the Centre for Genomic Regulation (CRG), is the primary repository for human genomic and phenotypic data requiring controlled access under data-protection obligations. The European Nucleotide Archive (ENA, EMBL-EBI) provides open-access nucleotide sequence archival. All three registries share a foundational design assumption: the deposited sequence is a discovered or experimentally produced object. None applies mandatory AI-origin labelling, automated biosafety screening at the point of deposit, codon watermarking, or cryptographically signed creator attribution. These absences reflect the pre-generative-AI design era and are structural rather than incidental. Table 1 summarises the feature comparison across registries.</w:t>
+      </w:r>
+    </w:p>
+    <w:p>
+      <w:pPr>
+        <w:spacing w:after="160" w:line="360" w:lineRule="auto"/>
+        <w:jc w:val="both"/>
+        <w:rPr>
+          <w:lang w:val="en-US"/>
+        </w:rPr>
+      </w:pPr>
+      <w:r>
+        <w:t xml:space="preserve">Synthetic biology part repositories present a distinct gap profile. SynBioHub provides an open-source linked data store for genetic parts but imposes no mandatory biosafety gate and requires no AI-origin labelling of deposited sequences. The iGEM Registry of Standard Biological Parts maintains a community-curated library of standardised genetic parts but has no cryptographic provenance layer and no AI-origin deposition requirement. Addgene hosts plasmid constructs for the research community but applies no sequence-level biosafety gate and embeds no tamper-evident watermark. ArtGene-Archive is therefore the first registry to combine mandatory four-gate biosafety screening, cryptographic provenance certification, and AI-origin attribution in a single submission workflow.</w:t>
       </w:r>
     </w:p>
     <w:p>
@@ -7357,6 +7369,18 @@
     </w:p>
     <w:p>
       <w:pPr>
+        <w:spacing w:after="160" w:line="360" w:lineRule="auto"/>
+        <w:jc w:val="both"/>
+        <w:rPr>
+          <w:lang w:val="en-US"/>
+        </w:rPr>
+      </w:pPr>
+      <w:r>
+        <w:t xml:space="preserve">Computational validation of TINSEL watermark robustness under realistic sequencing error profiles is planned for Phase 6. This will include ART/BadRead simulations across Illumina (~0.1% substitution) and Nanopore (~1–5% substitution and indel combined) error profiles, and will report minimum sequencing depth required for &gt;95% watermark recovery per tier. Until this validation is complete, the robustness claim rests on the theoretical Reed-Solomon error-correction capacity [18] rather than empirical benchmarking.</w:t>
+      </w:r>
+    </w:p>
+    <w:p>
+      <w:pPr>
         <w:spacing w:before="280" w:after="160"/>
         <w:rPr>
           <w:lang w:val="en-US"/>
@@ -7389,6 +7413,18 @@
           <w:lang w:val="en-US"/>
         </w:rPr>
         <w:t>No biosafety screening system, including ArtGene-Archive's four-gate pipeline, can guarantee sequence safety. Biosafety is probabilistic, context-dependent, and subject to emergent properties that computational tools cannot fully anticipate. Gate beta's toxin screening is bounded by the completeness of the databases it queries. Gate gamma's HGT model incorporates assumptions about gene transfer frequencies that remain incompletely characterised in the literature.</w:t>
+      </w:r>
+    </w:p>
+    <w:p>
+      <w:pPr>
+        <w:spacing w:after="160" w:line="360" w:lineRule="auto"/>
+        <w:jc w:val="both"/>
+        <w:rPr>
+          <w:lang w:val="en-US"/>
+        </w:rPr>
+      </w:pPr>
+      <w:r>
+        <w:t xml:space="preserve">The 20% threshold for low-confidence residue fraction in Gate alpha (pLDDT &lt; 50) has not been benchmarked against a held-out set of known functional intrinsically disordered proteins (IDPs) from DisProt or the Protein Ensemble Database. Structured proteins with genuinely disordered functional regions — such as transcription activation domains or flexible linkers — may trigger false positives at this threshold. The false-positive rate for functional disordered proteins is an acknowledged limitation that will be addressed in Phase 3 through systematic benchmarking against curated IDP datasets.</w:t>
       </w:r>
     </w:p>
     <w:p>
@@ -8321,6 +8357,18 @@
         </w:rPr>
         <w:lastRenderedPageBreak/>
         <w:t>[28] Carlson, R.H. (2016). Estimating the biotech sector’s contribution to the US economy. Nature Biotechnology, 34(3), 247-255. doi:10.1038/nbt.3491</w:t>
+      </w:r>
+    </w:p>
+    <w:p>
+      <w:pPr>
+        <w:spacing w:after="100"/>
+        <w:ind w:left="400" w:hanging="400"/>
+        <w:rPr>
+          <w:lang w:val="en-US"/>
+        </w:rPr>
+      </w:pPr>
+      <w:r>
+        <w:t xml:space="preserve">[29] Executive Office of the President (2025). Executive Order on Safe, Secure, and Trustworthy Development and Use of Artificial Intelligence (No. 14110, as amended). Federal Register, 90(XX), [page range]. [Note: cite the specific 2025 nucleic acid synthesis screening EO directly.]</w:t>
       </w:r>
     </w:p>
     <w:p>

--- a/paper/ArtGene_Archive_bioRxiv_REVISED.docx
+++ b/paper/ArtGene_Archive_bioRxiv_REVISED.docx
@@ -6222,7 +6222,7 @@
           <w:sz w:val="22"/>
           <w:lang w:val="en-US"/>
         </w:rPr>
-        <w:t>A representative end-to-end pipeline execution is accessible interactively at artgene-archive.org/showcase. The following describes a demonstration submission of a 185-residue AI-designed GLP-1 receptor agonist candidate submitted as a protein FASTA sequence, with host organism Homo sapiens declared at deposit. The submission completed in 4.2 seconds in development mode with production-equivalent gate logic.</w:t>
+        <w:t>A representative end-to-end pipeline execution is accessible interactively at artgene-archive.org/showcase. The following describes a demonstration submission of a 100-residue de novo designed protein (PDB: 7M5T; design 0515 from Anishchenko et al. [30]; deposited April 2026) through the full registration pipeline. This hallucinated protein has an experimentally validated crystal structure and no natural homolog, making it an ideal illustration of AI-origin sequence registration.</w:t>
       </w:r>
     </w:p>
     <w:p>
@@ -6240,15 +6240,14 @@
           <w:sz w:val="22"/>
           <w:lang w:val="en-US"/>
         </w:rPr>
-        <w:t xml:space="preserve">Gate alpha (structural confidence): </w:t>
-      </w:r>
-      <w:r>
-        <w:rPr>
-          <w:rFonts w:ascii="Arial" w:eastAsia="Arial" w:hAnsi="Arial" w:cs="Arial"/>
-          <w:sz w:val="22"/>
-          <w:lang w:val="en-US"/>
-        </w:rPr>
-        <w:t xml:space="preserve">PASS. Mean </w:t>
+        <w:t>Gate alpha (structural confidence): PASS. Mean ESMFold pLDDT 77.6; 0.0% of residues fell below pLDDT 50, well within the 20% threshold. ESMFold prediction computed via the public ESMAtlas API (api.esmatlas.com/foldSequence/v1/pdb/); pLDDT values parsed from B-factor column of returned PDB output.</w:t>
+      </w:r>
+      <w:r>
+        <w:rPr>
+          <w:rFonts w:ascii="Arial" w:eastAsia="Arial" w:hAnsi="Arial" w:cs="Arial"/>
+          <w:sz w:val="22"/>
+          <w:lang w:val="en-US"/>
+        </w:rPr>
       </w:r>
       <w:proofErr w:type="spellStart"/>
       <w:r>
@@ -6257,7 +6256,6 @@
           <w:sz w:val="22"/>
           <w:lang w:val="en-US"/>
         </w:rPr>
-        <w:t>ESMFold</w:t>
       </w:r>
       <w:proofErr w:type="spellEnd"/>
       <w:r>
@@ -6266,7 +6264,6 @@
           <w:sz w:val="22"/>
           <w:lang w:val="en-US"/>
         </w:rPr>
-        <w:t xml:space="preserve"> </w:t>
       </w:r>
       <w:proofErr w:type="spellStart"/>
       <w:r>
@@ -6275,7 +6272,6 @@
           <w:sz w:val="22"/>
           <w:lang w:val="en-US"/>
         </w:rPr>
-        <w:t>pLDDT</w:t>
       </w:r>
       <w:proofErr w:type="spellEnd"/>
       <w:r>
@@ -6284,7 +6280,6 @@
           <w:sz w:val="22"/>
           <w:lang w:val="en-US"/>
         </w:rPr>
-        <w:t xml:space="preserve"> 81.4; 6.5% of residues fell below </w:t>
       </w:r>
       <w:proofErr w:type="spellStart"/>
       <w:r>
@@ -6293,7 +6288,6 @@
           <w:sz w:val="22"/>
           <w:lang w:val="en-US"/>
         </w:rPr>
-        <w:t>pLDDT</w:t>
       </w:r>
       <w:proofErr w:type="spellEnd"/>
       <w:r>
@@ -6302,7 +6296,6 @@
           <w:sz w:val="22"/>
           <w:lang w:val="en-US"/>
         </w:rPr>
-        <w:t xml:space="preserve"> 50, well within the 20% threshold. </w:t>
       </w:r>
       <w:proofErr w:type="spellStart"/>
       <w:r>
@@ -6311,7 +6304,6 @@
           <w:sz w:val="22"/>
           <w:lang w:val="en-US"/>
         </w:rPr>
-        <w:t>LinearFold</w:t>
       </w:r>
       <w:proofErr w:type="spellEnd"/>
       <w:r>
@@ -6320,7 +6312,6 @@
           <w:sz w:val="22"/>
           <w:lang w:val="en-US"/>
         </w:rPr>
-        <w:t xml:space="preserve"> ΔMFE: -184.3 kcal/</w:t>
       </w:r>
       <w:proofErr w:type="spellStart"/>
       <w:r>
@@ -6329,7 +6320,6 @@
           <w:sz w:val="22"/>
           <w:lang w:val="en-US"/>
         </w:rPr>
-        <w:t>mol</w:t>
       </w:r>
       <w:proofErr w:type="spellEnd"/>
       <w:r>
@@ -6338,7 +6328,6 @@
           <w:sz w:val="22"/>
           <w:lang w:val="en-US"/>
         </w:rPr>
-        <w:t xml:space="preserve"> (secondary structure plausibility confirmed).</w:t>
       </w:r>
     </w:p>
     <w:p>
@@ -6356,16 +6345,14 @@
           <w:sz w:val="22"/>
           <w:lang w:val="en-US"/>
         </w:rPr>
-        <w:lastRenderedPageBreak/>
-        <w:t xml:space="preserve">Gate beta (off-target and composition): </w:t>
-      </w:r>
-      <w:r>
-        <w:rPr>
-          <w:rFonts w:ascii="Arial" w:eastAsia="Arial" w:hAnsi="Arial" w:cs="Arial"/>
-          <w:sz w:val="22"/>
-          <w:lang w:val="en-US"/>
-        </w:rPr>
-        <w:t>PASS. GRAVY score: -0.41 (hydrophilic). Cationic toxin probability: 0.06 (threshold: &lt;0.50). Allergen probability: 0.09. No antimicrobial peptide k-</w:t>
+        <w:t>Gate beta (off-target and composition): PASS. GRAVY score: -0.667 (hydrophilic, well within range). Cationic toxin probability: 0.130 (threshold: &lt;0.30; K+R fraction of total residues). Allergen probability: 0.000. No antimicrobial peptide k-mer scaffold overlap detected.</w:t>
+      </w:r>
+      <w:r>
+        <w:rPr>
+          <w:rFonts w:ascii="Arial" w:eastAsia="Arial" w:hAnsi="Arial" w:cs="Arial"/>
+          <w:sz w:val="22"/>
+          <w:lang w:val="en-US"/>
+        </w:rPr>
       </w:r>
       <w:proofErr w:type="spellStart"/>
       <w:r>
@@ -6374,7 +6361,6 @@
           <w:sz w:val="22"/>
           <w:lang w:val="en-US"/>
         </w:rPr>
-        <w:t>mer</w:t>
       </w:r>
       <w:proofErr w:type="spellEnd"/>
       <w:r>
@@ -6383,7 +6369,6 @@
           <w:sz w:val="22"/>
           <w:lang w:val="en-US"/>
         </w:rPr>
-        <w:t xml:space="preserve"> scaffold overlap detected.</w:t>
       </w:r>
     </w:p>
     <w:p>
@@ -6401,7 +6386,7 @@
           <w:sz w:val="22"/>
           <w:lang w:val="en-US"/>
         </w:rPr>
-        <w:t>Gate gamma (ecological risk): PASS. HGT propensity score: 0.18 (threshold: &lt;0.40). GC content: 0.52. Codon adaptation index (CAI) compatible with Homo sapiens expression context supplied at deposit. [Note: the numerical CAI value is not reported in this illustrative run; the live pipeline returns codon_adaptation_index as a float — this value must be reported from the real pipeline run per Issue 16.]</w:t>
+        <w:t>Gate gamma (ecological risk): PASS. HGT composite score: 3.28/100 (FAIL threshold: 50.0). GC content: 0.530 (E. coli codon-optimised coding sequence, 300 bp). Codon Adaptation Index (CAI): 1.000 (Sharp &amp; Li 1987; maximally E. coli-adapted). Escape probability: 0.046 (WARN threshold: 0.15).</w:t>
       </w:r>
       <w:r>
         <w:rPr>
@@ -6426,88 +6411,14 @@
           <w:sz w:val="22"/>
           <w:lang w:val="en-US"/>
         </w:rPr>
-        <mc:AlternateContent>
-          <mc:Choice Requires="wps">
-            <w:drawing>
-              <wp:anchor distT="0" distB="0" distL="114300" distR="114300" simplePos="0" relativeHeight="251659264" behindDoc="0" locked="0" layoutInCell="1" allowOverlap="1">
-                <wp:simplePos x="0" y="0"/>
-                <wp:positionH relativeFrom="column">
-                  <wp:posOffset>150471</wp:posOffset>
-                </wp:positionH>
-                <wp:positionV relativeFrom="paragraph">
-                  <wp:posOffset>1985355</wp:posOffset>
-                </wp:positionV>
-                <wp:extent cx="5844709" cy="2233753"/>
-                <wp:effectExtent l="0" t="0" r="10160" b="14605"/>
-                <wp:wrapNone/>
-                <wp:docPr id="2" name="Text Box 2"/>
-                <wp:cNvGraphicFramePr/>
-                <a:graphic xmlns:a="http://schemas.openxmlformats.org/drawingml/2006/main">
-                  <a:graphicData uri="http://schemas.microsoft.com/office/word/2010/wordprocessingShape">
-                    <wps:wsp>
-                      <wps:cNvSpPr txBox="1"/>
-                      <wps:spPr>
-                        <a:xfrm>
-                          <a:off x="0" y="0"/>
-                          <a:ext cx="5844709" cy="2233753"/>
-                        </a:xfrm>
-                        <a:prstGeom prst="rect">
-                          <a:avLst/>
-                        </a:prstGeom>
-                        <a:noFill/>
-                        <a:ln w="3175">
-                          <a:solidFill>
-                            <a:prstClr val="black"/>
-                          </a:solidFill>
-                        </a:ln>
-                      </wps:spPr>
-                      <wps:txbx>
-                        <w:txbxContent>
-                          <w:p/>
-                        </w:txbxContent>
-                      </wps:txbx>
-                      <wps:bodyPr rot="0" spcFirstLastPara="0" vertOverflow="overflow" horzOverflow="overflow" vert="horz" wrap="square" lIns="91440" tIns="45720" rIns="91440" bIns="45720" numCol="1" spcCol="0" rtlCol="0" fromWordArt="0" anchor="t" anchorCtr="0" forceAA="0" compatLnSpc="1">
-                        <a:prstTxWarp prst="textNoShape">
-                          <a:avLst/>
-                        </a:prstTxWarp>
-                        <a:noAutofit/>
-                      </wps:bodyPr>
-                    </wps:wsp>
-                  </a:graphicData>
-                </a:graphic>
-                <wp14:sizeRelH relativeFrom="margin">
-                  <wp14:pctWidth>0</wp14:pctWidth>
-                </wp14:sizeRelH>
-                <wp14:sizeRelV relativeFrom="margin">
-                  <wp14:pctHeight>0</wp14:pctHeight>
-                </wp14:sizeRelV>
-              </wp:anchor>
-            </w:drawing>
-          </mc:Choice>
-          <mc:Fallback>
-            <w:pict>
-              <v:shapetype id="_x0000_t202" coordsize="21600,21600" o:spt="202" path="m,l,21600r21600,l21600,xe">
-                <v:stroke joinstyle="miter"/>
-                <v:path gradientshapeok="t" o:connecttype="rect"/>
-              </v:shapetype>
-              <v:shape id="Text Box 2" o:spid="_x0000_s1026" type="#_x0000_t202" style="position:absolute;left:0;text-align:left;margin-left:11.85pt;margin-top:156.35pt;width:460.2pt;height:175.9pt;z-index:251659264;visibility:visible;mso-wrap-style:square;mso-width-percent:0;mso-height-percent:0;mso-wrap-distance-left:9pt;mso-wrap-distance-top:0;mso-wrap-distance-right:9pt;mso-wrap-distance-bottom:0;mso-position-horizontal:absolute;mso-position-horizontal-relative:text;mso-position-vertical:absolute;mso-position-vertical-relative:text;mso-width-percent:0;mso-height-percent:0;mso-width-relative:margin;mso-height-relative:margin;v-text-anchor:top" o:gfxdata="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" filled="f" strokeweight=".25pt">
-                <v:textbox>
-                  <w:txbxContent>
-                    <w:p/>
-                  </w:txbxContent>
-                </v:textbox>
-              </v:shape>
-            </w:pict>
-          </mc:Fallback>
-        </mc:AlternateContent>
-      </w:r>
-      <w:r>
-        <w:rPr>
-          <w:rFonts w:ascii="Arial" w:eastAsia="Arial" w:hAnsi="Arial" w:cs="Arial"/>
-          <w:sz w:val="22"/>
-          <w:lang w:val="en-US"/>
-        </w:rPr>
-        <w:t xml:space="preserve">The 185-residue sequence yielded 97 synonymous carrier codons, placing it in the MINIMAL watermark tier (16-bit watermark; Table 2). A watermarked distribution copy was issued and the Verify Source attribution module was tested by submitting an unattributed copy: the system correctly identified the originating recipient fingerprint in 0.8 seconds by replaying the HMAC-SHA3-256 encoding across all issued copies, without requiring any metadata embedded in the submitted sequence. A representative </w:t>
+        <w:t>The 100-residue sequence yielded 96 synonymous carrier codons, placing it in the MINIMAL watermark tier (16-bit watermark; Table 2). A watermarked distribution copy was issued and the Verify Source attribution system confirmed correct extraction during end-to-end validation.</w:t>
+      </w:r>
+      <w:r>
+        <w:rPr>
+          <w:rFonts w:ascii="Arial" w:eastAsia="Arial" w:hAnsi="Arial" w:cs="Arial"/>
+          <w:sz w:val="22"/>
+          <w:lang w:val="en-US"/>
+        </w:rPr>
       </w:r>
       <w:proofErr w:type="spellStart"/>
       <w:r>
@@ -6516,7 +6427,6 @@
           <w:sz w:val="22"/>
           <w:lang w:val="en-US"/>
         </w:rPr>
-        <w:t>HybridCertificate</w:t>
       </w:r>
       <w:proofErr w:type="spellEnd"/>
       <w:r>
@@ -6525,7 +6435,6 @@
           <w:sz w:val="22"/>
           <w:lang w:val="en-US"/>
         </w:rPr>
-        <w:t xml:space="preserve"> JSON fragment is shown below; full certificate records for all showcase submissions are permanently accessible at artgene-archive.org/registry.</w:t>
       </w:r>
     </w:p>
     <w:p>
@@ -6546,7 +6455,7 @@
           <w:sz w:val="18"/>
           <w:lang w:val="en-US"/>
         </w:rPr>
-        <w:t>{ "</w:t>
+        <w:t>{ "ag_id": "AG-2026-000001", "registry_version": "1.3.0",</w:t>
       </w:r>
       <w:proofErr w:type="spellStart"/>
       <w:proofErr w:type="gramEnd"/>
@@ -6557,7 +6466,6 @@
           <w:sz w:val="18"/>
           <w:lang w:val="en-US"/>
         </w:rPr>
-        <w:t>ag_id</w:t>
       </w:r>
       <w:proofErr w:type="spellEnd"/>
       <w:r>
@@ -6567,7 +6475,6 @@
           <w:sz w:val="18"/>
           <w:lang w:val="en-US"/>
         </w:rPr>
-        <w:t>": "AG-2026-000001", "</w:t>
       </w:r>
       <w:proofErr w:type="spellStart"/>
       <w:r>
@@ -6577,7 +6484,6 @@
           <w:sz w:val="18"/>
           <w:lang w:val="en-US"/>
         </w:rPr>
-        <w:t>registry_version</w:t>
       </w:r>
       <w:proofErr w:type="spellEnd"/>
       <w:r>
@@ -6587,7 +6493,6 @@
           <w:sz w:val="18"/>
           <w:lang w:val="en-US"/>
         </w:rPr>
-        <w:t>": "1.3.0",</w:t>
       </w:r>
     </w:p>
     <w:p>
@@ -6605,7 +6510,7 @@
           <w:sz w:val="18"/>
           <w:lang w:val="en-US"/>
         </w:rPr>
-        <w:t xml:space="preserve">  "sequence_hash_sha3_512": "[full 128-character SHA3-512 hex from live pipeline run]", "submitter": "Genethropic Research",</w:t>
+        <w:t xml:space="preserve">  "sequence_hash_sha3_512": "d06f9819cfac1c79c3e1695d6601793b305cd7ad609563902fbb8bd66538357a2ebb021ef91ad9ab672ecd8ae2eedb801db01ff85d63f5ed2bd75aed5831e271", "submitter": "Genethropic Research",</w:t>
       </w:r>
       <w:proofErr w:type="spellStart"/>
       <w:r>
@@ -6641,7 +6546,7 @@
           <w:sz w:val="18"/>
           <w:lang w:val="en-US"/>
         </w:rPr>
-        <w:t xml:space="preserve">  "</w:t>
+        <w:t xml:space="preserve">  "model_provenance": "trRosetta hallucination — Anishchenko et al. (Nature 2021) / PDB 7M5T", "tinsel_tier": "MINIMAL", "watermark_bits": 16,</w:t>
       </w:r>
       <w:proofErr w:type="spellStart"/>
       <w:r>
@@ -6651,7 +6556,6 @@
           <w:sz w:val="18"/>
           <w:lang w:val="en-US"/>
         </w:rPr>
-        <w:t>model_provenance</w:t>
       </w:r>
       <w:proofErr w:type="spellEnd"/>
       <w:r>
@@ -6661,7 +6565,6 @@
           <w:sz w:val="18"/>
           <w:lang w:val="en-US"/>
         </w:rPr>
-        <w:t>": "</w:t>
       </w:r>
       <w:proofErr w:type="spellStart"/>
       <w:r>
@@ -6671,7 +6574,6 @@
           <w:sz w:val="18"/>
           <w:lang w:val="en-US"/>
         </w:rPr>
-        <w:t>RFdiffusion</w:t>
       </w:r>
       <w:proofErr w:type="spellEnd"/>
       <w:r>
@@ -6681,7 +6583,6 @@
           <w:sz w:val="18"/>
           <w:lang w:val="en-US"/>
         </w:rPr>
-        <w:t xml:space="preserve"> v1.1.0", "</w:t>
       </w:r>
       <w:proofErr w:type="spellStart"/>
       <w:r>
@@ -6691,7 +6592,6 @@
           <w:sz w:val="18"/>
           <w:lang w:val="en-US"/>
         </w:rPr>
-        <w:t>tinsel_tier</w:t>
       </w:r>
       <w:proofErr w:type="spellEnd"/>
       <w:r>
@@ -6701,7 +6601,6 @@
           <w:sz w:val="18"/>
           <w:lang w:val="en-US"/>
         </w:rPr>
-        <w:t>": "MINIMAL", "</w:t>
       </w:r>
       <w:proofErr w:type="spellStart"/>
       <w:r>
@@ -6711,7 +6610,6 @@
           <w:sz w:val="18"/>
           <w:lang w:val="en-US"/>
         </w:rPr>
-        <w:t>watermark_bits</w:t>
       </w:r>
       <w:proofErr w:type="spellEnd"/>
       <w:r>
@@ -6721,7 +6619,6 @@
           <w:sz w:val="18"/>
           <w:lang w:val="en-US"/>
         </w:rPr>
-        <w:t>": 16,</w:t>
       </w:r>
     </w:p>
     <w:p>
@@ -6739,7 +6636,7 @@
           <w:sz w:val="18"/>
           <w:lang w:val="en-US"/>
         </w:rPr>
-        <w:t xml:space="preserve">  "</w:t>
+        <w:t xml:space="preserve">  "biosafety_gates": { "alpha": { "status": "PASS", "pLDDT_mean": 77.6, "pct_below_50": 0.0 },</w:t>
       </w:r>
       <w:proofErr w:type="spellStart"/>
       <w:r>
@@ -6749,7 +6646,6 @@
           <w:sz w:val="18"/>
           <w:lang w:val="en-US"/>
         </w:rPr>
-        <w:t>biosafety_gates</w:t>
       </w:r>
       <w:proofErr w:type="spellEnd"/>
       <w:r>
@@ -6759,7 +6655,6 @@
           <w:sz w:val="18"/>
           <w:lang w:val="en-US"/>
         </w:rPr>
-        <w:t xml:space="preserve">": </w:t>
       </w:r>
       <w:proofErr w:type="gramStart"/>
       <w:r>
@@ -6769,7 +6664,6 @@
           <w:sz w:val="18"/>
           <w:lang w:val="en-US"/>
         </w:rPr>
-        <w:t>{ "</w:t>
       </w:r>
       <w:proofErr w:type="gramEnd"/>
       <w:r>
@@ -6779,7 +6673,6 @@
           <w:sz w:val="18"/>
           <w:lang w:val="en-US"/>
         </w:rPr>
-        <w:t>alpha": { "status": "PASS", "</w:t>
       </w:r>
       <w:proofErr w:type="spellStart"/>
       <w:r>
@@ -6789,7 +6682,6 @@
           <w:sz w:val="18"/>
           <w:lang w:val="en-US"/>
         </w:rPr>
-        <w:t>pLDDT_mean</w:t>
       </w:r>
       <w:proofErr w:type="spellEnd"/>
       <w:r>
@@ -6799,7 +6691,6 @@
           <w:sz w:val="18"/>
           <w:lang w:val="en-US"/>
         </w:rPr>
-        <w:t>": 81.4, "pct_below_50": 6.5 },</w:t>
       </w:r>
     </w:p>
     <w:p>
@@ -6817,7 +6708,7 @@
           <w:sz w:val="18"/>
           <w:lang w:val="en-US"/>
         </w:rPr>
-        <w:t xml:space="preserve">    "beta": </w:t>
+        <w:t xml:space="preserve">    "beta": { "status": "PASS", "gravy": -0.667, "toxin_prob": 0.130, "allergen_prob": 0.000 },</w:t>
       </w:r>
       <w:proofErr w:type="gramStart"/>
       <w:r>
@@ -6827,7 +6718,6 @@
           <w:sz w:val="18"/>
           <w:lang w:val="en-US"/>
         </w:rPr>
-        <w:t>{ "</w:t>
       </w:r>
       <w:proofErr w:type="gramEnd"/>
       <w:r>
@@ -6837,7 +6727,6 @@
           <w:sz w:val="18"/>
           <w:lang w:val="en-US"/>
         </w:rPr>
-        <w:t>status": "PASS", "gravy": -0.41, "</w:t>
       </w:r>
       <w:proofErr w:type="spellStart"/>
       <w:r>
@@ -6847,7 +6736,6 @@
           <w:sz w:val="18"/>
           <w:lang w:val="en-US"/>
         </w:rPr>
-        <w:t>toxin_prob</w:t>
       </w:r>
       <w:proofErr w:type="spellEnd"/>
       <w:r>
@@ -6857,7 +6745,6 @@
           <w:sz w:val="18"/>
           <w:lang w:val="en-US"/>
         </w:rPr>
-        <w:t>": 0.06, "</w:t>
       </w:r>
       <w:proofErr w:type="spellStart"/>
       <w:r>
@@ -6867,7 +6754,6 @@
           <w:sz w:val="18"/>
           <w:lang w:val="en-US"/>
         </w:rPr>
-        <w:t>allergen_prob</w:t>
       </w:r>
       <w:proofErr w:type="spellEnd"/>
       <w:r>
@@ -6877,7 +6763,6 @@
           <w:sz w:val="18"/>
           <w:lang w:val="en-US"/>
         </w:rPr>
-        <w:t>": 0.09 },</w:t>
       </w:r>
     </w:p>
     <w:p>
@@ -6895,7 +6780,7 @@
           <w:sz w:val="18"/>
           <w:lang w:val="en-US"/>
         </w:rPr>
-        <w:t xml:space="preserve">    "gamma": </w:t>
+        <w:t xml:space="preserve">    "gamma": { "status": "PASS", "hgt_score": 3.28, "gc_content": 0.530, "cai": 1.000 },</w:t>
       </w:r>
       <w:proofErr w:type="gramStart"/>
       <w:r>
@@ -6905,7 +6790,6 @@
           <w:sz w:val="18"/>
           <w:lang w:val="en-US"/>
         </w:rPr>
-        <w:t>{ "</w:t>
       </w:r>
       <w:proofErr w:type="gramEnd"/>
       <w:r>
@@ -6915,7 +6799,6 @@
           <w:sz w:val="18"/>
           <w:lang w:val="en-US"/>
         </w:rPr>
-        <w:t>status": "PASS", "</w:t>
       </w:r>
       <w:proofErr w:type="spellStart"/>
       <w:r>
@@ -6925,7 +6808,6 @@
           <w:sz w:val="18"/>
           <w:lang w:val="en-US"/>
         </w:rPr>
-        <w:t>hgt_score</w:t>
       </w:r>
       <w:proofErr w:type="spellEnd"/>
       <w:r>
@@ -6935,7 +6817,6 @@
           <w:sz w:val="18"/>
           <w:lang w:val="en-US"/>
         </w:rPr>
-        <w:t>": 0.18, "</w:t>
       </w:r>
       <w:proofErr w:type="spellStart"/>
       <w:r>
@@ -6945,7 +6826,6 @@
           <w:sz w:val="18"/>
           <w:lang w:val="en-US"/>
         </w:rPr>
-        <w:t>gc_content</w:t>
       </w:r>
       <w:proofErr w:type="spellEnd"/>
       <w:r>
@@ -6955,7 +6835,6 @@
           <w:sz w:val="18"/>
           <w:lang w:val="en-US"/>
         </w:rPr>
-        <w:t>": 0.52 },</w:t>
       </w:r>
     </w:p>
     <w:p>
@@ -8369,6 +8248,18 @@
       </w:pPr>
       <w:r>
         <w:t xml:space="preserve">[29] Executive Office of the President (2025). Executive Order on Safe, Secure, and Trustworthy Development and Use of Artificial Intelligence (No. 14110, as amended). Federal Register, 90(XX), [page range]. [Note: cite the specific 2025 nucleic acid synthesis screening EO directly.]</w:t>
+      </w:r>
+    </w:p>
+    <w:p>
+      <w:pPr>
+        <w:spacing w:after="100"/>
+        <w:ind w:left="400" w:hanging="400"/>
+        <w:rPr>
+          <w:lang w:val="en-US"/>
+        </w:rPr>
+      </w:pPr>
+      <w:r>
+        <w:t xml:space="preserve">[30] Anishchenko, I. et al. (2021). De novo protein design by deep network hallucination. Nature, 600, 547-552. doi:10.1038/s41586-021-04184-w. PDB: 7M5T (design 0515), 7K3H (design 0217), 7M0Q (design 0738_mod).</w:t>
       </w:r>
     </w:p>
     <w:p>

--- a/paper/ArtGene_Archive_bioRxiv_REVISED.docx
+++ b/paper/ArtGene_Archive_bioRxiv_REVISED.docx
@@ -2301,7 +2301,7 @@
           <w:szCs w:val="22"/>
           <w:lang w:val="en-US"/>
         </w:rPr>
-        <w:t xml:space="preserve">SecureDNA's Distributed Oblivious Pseudorandom Function (DOPRF) protocol [19, 20] and the International Biosecurity and Biosafety Initiative for Science (IBBIS) provider screens [21] are the two most widely deployed cryptographic biosecurity screening platforms in the DNA synthesis industry. DOPRF screens sequences for restricted patterns without exposing raw sequence data to external servers, preserving submitter privacy. Sequence-based screening approaches have documented limitations against AI-reformulated synthetic homologs of sequences of concern [25], </w:t>
+        <w:t xml:space="preserve">SecureDNA's Distributed Oblivious Pseudorandom Function (DOPRF) protocol [19, 20] and the International Biosecurity and Biosafety Initiative for Science (IBBIS) provider screens [21] are the two most widely deployed cryptographic biosecurity screening platforms in the DNA synthesis industry. DOPRF screens sequences for restricted patterns without exposing raw sequence data to external servers, preserving submitter privacy. Sequence-based screening approaches have documented limitations against AI-reformulated synthetic homologs of sequences of concern [7, 25, 27], </w:t>
       </w:r>
       <w:r>
         <w:rPr>
@@ -7109,7 +7109,7 @@
           <w:szCs w:val="22"/>
           <w:lang w:val="en-US"/>
         </w:rPr>
-        <w:t>GenBank was built because a specific technological development was generating data faster than existing scientific infrastructure could organise, and because a small group of researchers recognised that without deliberate intervention the opportunity would be lost and the risk would compound. Generative biology models are being released continuously; synthesis costs are falling toward the threshold at which physical realisation of computational designs becomes routine for small laboratories and community biology spaces [25, 26]. Regulatory frameworks are actively developing in response [9, 27]. No standard archive for AI-generated sequences currently exists.</w:t>
+        <w:t>GenBank was built because a specific technological development was generating data faster than existing scientific infrastructure could organise, and because a small group of researchers recognised that without deliberate intervention the opportunity would be lost and the risk would compound. Generative biology models are being released continuously; synthesis costs are falling toward the threshold at which physical realisation of computational designs becomes routine for small laboratories and community biology spaces [25, 26, 28]. Regulatory frameworks are actively developing in response [9, 27]. No standard archive for AI-generated sequences currently exists.</w:t>
       </w:r>
       <w:r>
         <w:rPr>
@@ -7880,7 +7880,7 @@
           <w:sz w:val="20"/>
           <w:szCs w:val="20"/>
         </w:rPr>
-        <w:t xml:space="preserve">[10] Goad, W. (1979). Los Alamos Sequence Database. </w:t>
+        <w:t>[10] Benson, D.A. et al. (1993). GenBank. Nucleic Acids Research, 21(13), 2963-2965. doi:10.1093/nar/21.13.2963</w:t>
       </w:r>
       <w:r>
         <w:rPr>
@@ -7889,7 +7889,6 @@
           <w:szCs w:val="20"/>
           <w:lang w:val="en-US"/>
         </w:rPr>
-        <w:t>Los Alamos National Laboratory / NIH.</w:t>
       </w:r>
     </w:p>
     <w:p>

--- a/paper/ArtGene_Archive_bioRxiv_REVISED.docx
+++ b/paper/ArtGene_Archive_bioRxiv_REVISED.docx
@@ -6396,6 +6396,483 @@
         </w:rPr>
       </w:r>
     </w:p>
+    <w:p>
+      <w:r>
+        <w:rPr>
+          <w:i/>
+          <w:sz w:val="18"/>
+        </w:rPr>
+        <w:t>Table 4. Biosafety gate results for the demonstration submission (PDB 7M5T, de novo hallucinated protein 0515, Anishchenko et al. [30]). HGT = horizontal gene transfer propensity; GRAVY = grand average of hydropathicity; CAI = codon adaptation index; pLDDT = predicted local distance difference test.</w:t>
+      </w:r>
+    </w:p>
+    <w:tbl>
+      <w:tblPr>
+        <w:tblW w:type="auto" w:w="0"/>
+        <w:tblLook w:firstColumn="1" w:firstRow="1" w:lastColumn="0" w:lastRow="0" w:noHBand="0" w:noVBand="1" w:val="04A0"/>
+        <w:tblBorders>
+          <w:top w:val="single" w:sz="4" w:space="0" w:color="999999"/>
+          <w:left w:val="single" w:sz="4" w:space="0" w:color="999999"/>
+          <w:bottom w:val="single" w:sz="4" w:space="0" w:color="999999"/>
+          <w:right w:val="single" w:sz="4" w:space="0" w:color="999999"/>
+          <w:insideH w:val="single" w:sz="4" w:space="0" w:color="999999"/>
+          <w:insideV w:val="single" w:sz="4" w:space="0" w:color="999999"/>
+        </w:tblBorders>
+      </w:tblPr>
+      <w:tblGrid>
+        <w:gridCol w:w="1560"/>
+        <w:gridCol w:w="1560"/>
+        <w:gridCol w:w="1560"/>
+        <w:gridCol w:w="1560"/>
+        <w:gridCol w:w="1560"/>
+        <w:gridCol w:w="1560"/>
+      </w:tblGrid>
+      <w:tr>
+        <w:tc>
+          <w:tcPr>
+            <w:tcW w:type="dxa" w:w="1560"/>
+            <w:shd w:val="clear" w:color="auto" w:fill="D9E1F2"/>
+          </w:tcPr>
+          <w:p>
+            <w:r>
+              <w:rPr>
+                <w:b/>
+                <w:sz w:val="18"/>
+              </w:rPr>
+              <w:t>Gate</w:t>
+            </w:r>
+          </w:p>
+        </w:tc>
+        <w:tc>
+          <w:tcPr>
+            <w:tcW w:type="dxa" w:w="1560"/>
+            <w:shd w:val="clear" w:color="auto" w:fill="D9E1F2"/>
+          </w:tcPr>
+          <w:p>
+            <w:r>
+              <w:rPr>
+                <w:b/>
+                <w:sz w:val="18"/>
+              </w:rPr>
+              <w:t>Question answered</w:t>
+            </w:r>
+          </w:p>
+        </w:tc>
+        <w:tc>
+          <w:tcPr>
+            <w:tcW w:type="dxa" w:w="1560"/>
+            <w:shd w:val="clear" w:color="auto" w:fill="D9E1F2"/>
+          </w:tcPr>
+          <w:p>
+            <w:r>
+              <w:rPr>
+                <w:b/>
+                <w:sz w:val="18"/>
+              </w:rPr>
+              <w:t>Key metric(s)</w:t>
+            </w:r>
+          </w:p>
+        </w:tc>
+        <w:tc>
+          <w:tcPr>
+            <w:tcW w:type="dxa" w:w="1560"/>
+            <w:shd w:val="clear" w:color="auto" w:fill="D9E1F2"/>
+          </w:tcPr>
+          <w:p>
+            <w:r>
+              <w:rPr>
+                <w:b/>
+                <w:sz w:val="18"/>
+              </w:rPr>
+              <w:t>Value</w:t>
+              <w:br/>
+              <w:t>(7M5T demo)</w:t>
+            </w:r>
+          </w:p>
+        </w:tc>
+        <w:tc>
+          <w:tcPr>
+            <w:tcW w:type="dxa" w:w="1560"/>
+            <w:shd w:val="clear" w:color="auto" w:fill="D9E1F2"/>
+          </w:tcPr>
+          <w:p>
+            <w:r>
+              <w:rPr>
+                <w:b/>
+                <w:sz w:val="18"/>
+              </w:rPr>
+              <w:t>Threshold / interpretation</w:t>
+            </w:r>
+          </w:p>
+        </w:tc>
+        <w:tc>
+          <w:tcPr>
+            <w:tcW w:type="dxa" w:w="1560"/>
+            <w:shd w:val="clear" w:color="auto" w:fill="D9E1F2"/>
+          </w:tcPr>
+          <w:p>
+            <w:r>
+              <w:rPr>
+                <w:b/>
+                <w:sz w:val="18"/>
+              </w:rPr>
+              <w:t>Verdict</w:t>
+            </w:r>
+          </w:p>
+        </w:tc>
+      </w:tr>
+      <w:tr>
+        <w:tc>
+          <w:tcPr>
+            <w:tcW w:type="dxa" w:w="1560"/>
+            <w:shd w:val="clear" w:color="auto" w:fill="F2F2F2"/>
+          </w:tcPr>
+          <w:p>
+            <w:r>
+              <w:rPr>
+                <w:b/>
+                <w:sz w:val="18"/>
+              </w:rPr>
+              <w:t>α — Structural confidence</w:t>
+            </w:r>
+          </w:p>
+        </w:tc>
+        <w:tc>
+          <w:tcPr>
+            <w:tcW w:type="dxa" w:w="1560"/>
+          </w:tcPr>
+          <w:p>
+            <w:r>
+              <w:rPr>
+                <w:b w:val="0"/>
+                <w:sz w:val="18"/>
+              </w:rPr>
+              <w:t>Does the protein fold into a stable 3D structure?</w:t>
+            </w:r>
+          </w:p>
+        </w:tc>
+        <w:tc>
+          <w:tcPr>
+            <w:tcW w:type="dxa" w:w="1560"/>
+          </w:tcPr>
+          <w:p>
+            <w:r>
+              <w:rPr>
+                <w:b w:val="0"/>
+                <w:sz w:val="18"/>
+              </w:rPr>
+              <w:t>ESMFold pLDDT mean; fraction of residues pLDDT &lt; 50</w:t>
+            </w:r>
+          </w:p>
+        </w:tc>
+        <w:tc>
+          <w:tcPr>
+            <w:tcW w:type="dxa" w:w="1560"/>
+          </w:tcPr>
+          <w:p>
+            <w:r>
+              <w:rPr>
+                <w:b w:val="0"/>
+                <w:sz w:val="18"/>
+              </w:rPr>
+              <w:t>Mean 77.6; 0.0% below pLDDT 50</w:t>
+            </w:r>
+          </w:p>
+        </w:tc>
+        <w:tc>
+          <w:tcPr>
+            <w:tcW w:type="dxa" w:w="1560"/>
+          </w:tcPr>
+          <w:p>
+            <w:r>
+              <w:rPr>
+                <w:b w:val="0"/>
+                <w:sz w:val="18"/>
+              </w:rPr>
+              <w:t>FAIL if &gt; 20% residues below pLDDT 50. Score of 77.6 is good confidence; 0% disordered residues.</w:t>
+            </w:r>
+          </w:p>
+        </w:tc>
+        <w:tc>
+          <w:tcPr>
+            <w:tcW w:type="dxa" w:w="1560"/>
+            <w:shd w:val="clear" w:color="auto" w:fill="E2EFDA"/>
+          </w:tcPr>
+          <w:p>
+            <w:r>
+              <w:rPr>
+                <w:b/>
+                <w:sz w:val="18"/>
+              </w:rPr>
+              <w:t>PASS</w:t>
+            </w:r>
+          </w:p>
+        </w:tc>
+      </w:tr>
+      <w:tr>
+        <w:tc>
+          <w:tcPr>
+            <w:tcW w:type="dxa" w:w="1560"/>
+            <w:shd w:val="clear" w:color="auto" w:fill="F2F2F2"/>
+          </w:tcPr>
+          <w:p>
+            <w:r>
+              <w:rPr>
+                <w:b/>
+                <w:sz w:val="18"/>
+              </w:rPr>
+              <w:t>β — Off-target &amp; composition</w:t>
+            </w:r>
+          </w:p>
+        </w:tc>
+        <w:tc>
+          <w:tcPr>
+            <w:tcW w:type="dxa" w:w="1560"/>
+          </w:tcPr>
+          <w:p>
+            <w:r>
+              <w:rPr>
+                <w:b w:val="0"/>
+                <w:sz w:val="18"/>
+              </w:rPr>
+              <w:t>Could the protein harm a human (toxin or allergen)?</w:t>
+            </w:r>
+          </w:p>
+        </w:tc>
+        <w:tc>
+          <w:tcPr>
+            <w:tcW w:type="dxa" w:w="1560"/>
+          </w:tcPr>
+          <w:p>
+            <w:r>
+              <w:rPr>
+                <w:b w:val="0"/>
+                <w:sz w:val="18"/>
+              </w:rPr>
+              <w:t>GRAVY hydropathy; cationic toxin probability; allergen probability</w:t>
+            </w:r>
+          </w:p>
+        </w:tc>
+        <w:tc>
+          <w:tcPr>
+            <w:tcW w:type="dxa" w:w="1560"/>
+          </w:tcPr>
+          <w:p>
+            <w:r>
+              <w:rPr>
+                <w:b w:val="0"/>
+                <w:sz w:val="18"/>
+              </w:rPr>
+              <w:t>GRAVY −0.667; toxin prob 0.130; allergen prob 0.000</w:t>
+            </w:r>
+          </w:p>
+        </w:tc>
+        <w:tc>
+          <w:tcPr>
+            <w:tcW w:type="dxa" w:w="1560"/>
+          </w:tcPr>
+          <w:p>
+            <w:r>
+              <w:rPr>
+                <w:b w:val="0"/>
+                <w:sz w:val="18"/>
+              </w:rPr>
+              <w:t>GRAVY &lt; 0 = hydrophilic (not membrane-disrupting). Toxin threshold &lt; 0.30; allergen threshold &lt; 0.40. All within safe limits.</w:t>
+            </w:r>
+          </w:p>
+        </w:tc>
+        <w:tc>
+          <w:tcPr>
+            <w:tcW w:type="dxa" w:w="1560"/>
+            <w:shd w:val="clear" w:color="auto" w:fill="E2EFDA"/>
+          </w:tcPr>
+          <w:p>
+            <w:r>
+              <w:rPr>
+                <w:b/>
+                <w:sz w:val="18"/>
+              </w:rPr>
+              <w:t>PASS</w:t>
+            </w:r>
+          </w:p>
+        </w:tc>
+      </w:tr>
+      <w:tr>
+        <w:tc>
+          <w:tcPr>
+            <w:tcW w:type="dxa" w:w="1560"/>
+            <w:shd w:val="clear" w:color="auto" w:fill="F2F2F2"/>
+          </w:tcPr>
+          <w:p>
+            <w:r>
+              <w:rPr>
+                <w:b/>
+                <w:sz w:val="18"/>
+              </w:rPr>
+              <w:t>γ — Ecological risk</w:t>
+            </w:r>
+          </w:p>
+        </w:tc>
+        <w:tc>
+          <w:tcPr>
+            <w:tcW w:type="dxa" w:w="1560"/>
+          </w:tcPr>
+          <w:p>
+            <w:r>
+              <w:rPr>
+                <w:b w:val="0"/>
+                <w:sz w:val="18"/>
+              </w:rPr>
+              <w:t>Is it safe to manufacture and will it stay environmentally contained?</w:t>
+            </w:r>
+          </w:p>
+        </w:tc>
+        <w:tc>
+          <w:tcPr>
+            <w:tcW w:type="dxa" w:w="1560"/>
+          </w:tcPr>
+          <w:p>
+            <w:r>
+              <w:rPr>
+                <w:b w:val="0"/>
+                <w:sz w:val="18"/>
+              </w:rPr>
+              <w:t>HGT composite score; GC content; Codon Adaptation Index (CAI)</w:t>
+            </w:r>
+          </w:p>
+        </w:tc>
+        <w:tc>
+          <w:tcPr>
+            <w:tcW w:type="dxa" w:w="1560"/>
+          </w:tcPr>
+          <w:p>
+            <w:r>
+              <w:rPr>
+                <w:b w:val="0"/>
+                <w:sz w:val="18"/>
+              </w:rPr>
+              <w:t>HGT 3.28/100; GC 0.530; CAI 1.000</w:t>
+            </w:r>
+          </w:p>
+        </w:tc>
+        <w:tc>
+          <w:tcPr>
+            <w:tcW w:type="dxa" w:w="1560"/>
+          </w:tcPr>
+          <w:p>
+            <w:r>
+              <w:rPr>
+                <w:b w:val="0"/>
+                <w:sz w:val="18"/>
+              </w:rPr>
+              <w:t>FAIL if HGT ≥ 50. Score 3.28 = negligible gene-transfer risk. GC 0.530 within normal E. coli range. CAI 1.000 = maximum E. coli expression efficiency.</w:t>
+            </w:r>
+          </w:p>
+        </w:tc>
+        <w:tc>
+          <w:tcPr>
+            <w:tcW w:type="dxa" w:w="1560"/>
+            <w:shd w:val="clear" w:color="auto" w:fill="E2EFDA"/>
+          </w:tcPr>
+          <w:p>
+            <w:r>
+              <w:rPr>
+                <w:b/>
+                <w:sz w:val="18"/>
+              </w:rPr>
+              <w:t>PASS</w:t>
+            </w:r>
+          </w:p>
+        </w:tc>
+      </w:tr>
+      <w:tr>
+        <w:tc>
+          <w:tcPr>
+            <w:tcW w:type="dxa" w:w="1560"/>
+            <w:shd w:val="clear" w:color="auto" w:fill="F2F2F2"/>
+          </w:tcPr>
+          <w:p>
+            <w:r>
+              <w:rPr>
+                <w:b/>
+                <w:sz w:val="18"/>
+              </w:rPr>
+              <w:t>δ — Embedding similarity</w:t>
+            </w:r>
+          </w:p>
+        </w:tc>
+        <w:tc>
+          <w:tcPr>
+            <w:tcW w:type="dxa" w:w="1560"/>
+          </w:tcPr>
+          <w:p>
+            <w:r>
+              <w:rPr>
+                <w:b w:val="0"/>
+                <w:sz w:val="18"/>
+              </w:rPr>
+              <w:t>Does the protein act like something dangerous (functional mimicry)?</w:t>
+            </w:r>
+          </w:p>
+        </w:tc>
+        <w:tc>
+          <w:tcPr>
+            <w:tcW w:type="dxa" w:w="1560"/>
+          </w:tcPr>
+          <w:p>
+            <w:r>
+              <w:rPr>
+                <w:b w:val="0"/>
+                <w:sz w:val="18"/>
+              </w:rPr>
+              <w:t>Cosine similarity to dangerous-protein reference embeddings (ESM-2 650M)</w:t>
+            </w:r>
+          </w:p>
+        </w:tc>
+        <w:tc>
+          <w:tcPr>
+            <w:tcW w:type="dxa" w:w="1560"/>
+          </w:tcPr>
+          <w:p>
+            <w:r>
+              <w:rPr>
+                <w:b w:val="0"/>
+                <w:sz w:val="18"/>
+              </w:rPr>
+              <w:t>Not yet evaluated</w:t>
+            </w:r>
+          </w:p>
+        </w:tc>
+        <w:tc>
+          <w:tcPr>
+            <w:tcW w:type="dxa" w:w="1560"/>
+          </w:tcPr>
+          <w:p>
+            <w:r>
+              <w:rPr>
+                <w:b w:val="0"/>
+                <w:sz w:val="18"/>
+              </w:rPr>
+              <w:t>FAIL if cosine similarity ≥ 25% to any reference hazard class. Gate under active development; deployment planned for Phase 6.</w:t>
+            </w:r>
+          </w:p>
+        </w:tc>
+        <w:tc>
+          <w:tcPr>
+            <w:tcW w:type="dxa" w:w="1560"/>
+            <w:shd w:val="clear" w:color="auto" w:fill="FFF2CC"/>
+          </w:tcPr>
+          <w:p>
+            <w:r>
+              <w:rPr>
+                <w:b/>
+                <w:sz w:val="18"/>
+              </w:rPr>
+              <w:t>PENDING (pre-production)</w:t>
+            </w:r>
+          </w:p>
+        </w:tc>
+      </w:tr>
+    </w:tbl>
     <w:p>
       <w:pPr>
         <w:spacing w:after="160" w:line="360" w:lineRule="auto"/>
